--- a/synthetic/output/territories/territories.docx
+++ b/synthetic/output/territories/territories.docx
@@ -8,49 +8,60 @@
         <w:tblLook w:firstColumn="1" w:firstRow="1" w:lastColumn="0" w:lastRow="0" w:noHBand="0" w:noVBand="1" w:val="04A0"/>
       </w:tblPr>
       <w:tblGrid>
-        <w:gridCol w:w="2160"/>
-        <w:gridCol w:w="2160"/>
-        <w:gridCol w:w="2160"/>
-        <w:gridCol w:w="2160"/>
+        <w:gridCol w:w="1728"/>
+        <w:gridCol w:w="1728"/>
+        <w:gridCol w:w="1728"/>
+        <w:gridCol w:w="1728"/>
+        <w:gridCol w:w="1728"/>
       </w:tblGrid>
       <w:tr>
         <w:tc>
           <w:tcPr>
-            <w:tcW w:type="dxa" w:w="2160"/>
+            <w:tcW w:type="dxa" w:w="1728"/>
           </w:tcPr>
           <w:p>
             <w:r>
-              <w:t>area code</w:t>
+              <w:t>area id</w:t>
             </w:r>
           </w:p>
         </w:tc>
         <w:tc>
           <w:tcPr>
-            <w:tcW w:type="dxa" w:w="2160"/>
+            <w:tcW w:type="dxa" w:w="1728"/>
           </w:tcPr>
           <w:p>
             <w:r>
-              <w:t>area name</w:t>
+              <w:t>territory name</w:t>
             </w:r>
           </w:p>
         </w:tc>
         <w:tc>
           <w:tcPr>
-            <w:tcW w:type="dxa" w:w="2160"/>
+            <w:tcW w:type="dxa" w:w="1728"/>
           </w:tcPr>
           <w:p>
             <w:r>
-              <w:t>region name</w:t>
+              <w:t>region</w:t>
             </w:r>
           </w:p>
         </w:tc>
         <w:tc>
           <w:tcPr>
-            <w:tcW w:type="dxa" w:w="2160"/>
+            <w:tcW w:type="dxa" w:w="1728"/>
           </w:tcPr>
           <w:p>
             <w:r>
-              <w:t>status</w:t>
+              <w:t>country</w:t>
+            </w:r>
+          </w:p>
+        </w:tc>
+        <w:tc>
+          <w:tcPr>
+            <w:tcW w:type="dxa" w:w="1728"/>
+          </w:tcPr>
+          <w:p>
+            <w:r>
+              <w:t>record status</w:t>
             </w:r>
           </w:p>
         </w:tc>
@@ -58,7 +69,7 @@
       <w:tr>
         <w:tc>
           <w:tcPr>
-            <w:tcW w:type="dxa" w:w="2160"/>
+            <w:tcW w:type="dxa" w:w="1728"/>
           </w:tcPr>
           <w:p>
             <w:r>
@@ -68,7 +79,7 @@
         </w:tc>
         <w:tc>
           <w:tcPr>
-            <w:tcW w:type="dxa" w:w="2160"/>
+            <w:tcW w:type="dxa" w:w="1728"/>
           </w:tcPr>
           <w:p>
             <w:r>
@@ -78,7 +89,7 @@
         </w:tc>
         <w:tc>
           <w:tcPr>
-            <w:tcW w:type="dxa" w:w="2160"/>
+            <w:tcW w:type="dxa" w:w="1728"/>
           </w:tcPr>
           <w:p>
             <w:r>
@@ -88,11 +99,21 @@
         </w:tc>
         <w:tc>
           <w:tcPr>
-            <w:tcW w:type="dxa" w:w="2160"/>
+            <w:tcW w:type="dxa" w:w="1728"/>
           </w:tcPr>
           <w:p>
             <w:r>
-              <w:t>ACTIVE</w:t>
+              <w:t>India</w:t>
+            </w:r>
+          </w:p>
+        </w:tc>
+        <w:tc>
+          <w:tcPr>
+            <w:tcW w:type="dxa" w:w="1728"/>
+          </w:tcPr>
+          <w:p>
+            <w:r>
+              <w:t>Active</w:t>
             </w:r>
           </w:p>
         </w:tc>
@@ -100,7 +121,7 @@
       <w:tr>
         <w:tc>
           <w:tcPr>
-            <w:tcW w:type="dxa" w:w="2160"/>
+            <w:tcW w:type="dxa" w:w="1728"/>
           </w:tcPr>
           <w:p>
             <w:r>
@@ -110,7 +131,7 @@
         </w:tc>
         <w:tc>
           <w:tcPr>
-            <w:tcW w:type="dxa" w:w="2160"/>
+            <w:tcW w:type="dxa" w:w="1728"/>
           </w:tcPr>
           <w:p>
             <w:r>
@@ -120,7 +141,111 @@
         </w:tc>
         <w:tc>
           <w:tcPr>
-            <w:tcW w:type="dxa" w:w="2160"/>
+            <w:tcW w:type="dxa" w:w="1728"/>
+          </w:tcPr>
+          <w:p>
+            <w:r>
+              <w:t>East</w:t>
+            </w:r>
+          </w:p>
+        </w:tc>
+        <w:tc>
+          <w:tcPr>
+            <w:tcW w:type="dxa" w:w="1728"/>
+          </w:tcPr>
+          <w:p>
+            <w:r>
+              <w:t>India</w:t>
+            </w:r>
+          </w:p>
+        </w:tc>
+        <w:tc>
+          <w:tcPr>
+            <w:tcW w:type="dxa" w:w="1728"/>
+          </w:tcPr>
+          <w:p>
+            <w:r>
+              <w:t>Active</w:t>
+            </w:r>
+          </w:p>
+        </w:tc>
+      </w:tr>
+      <w:tr>
+        <w:tc>
+          <w:tcPr>
+            <w:tcW w:type="dxa" w:w="1728"/>
+          </w:tcPr>
+          <w:p>
+            <w:r>
+              <w:t>T003</w:t>
+            </w:r>
+          </w:p>
+        </w:tc>
+        <w:tc>
+          <w:tcPr>
+            <w:tcW w:type="dxa" w:w="1728"/>
+          </w:tcPr>
+          <w:p>
+            <w:r>
+              <w:t>Kolhapur Zone 3</w:t>
+            </w:r>
+          </w:p>
+        </w:tc>
+        <w:tc>
+          <w:tcPr>
+            <w:tcW w:type="dxa" w:w="1728"/>
+          </w:tcPr>
+          <w:p>
+            <w:r>
+              <w:t>South</w:t>
+            </w:r>
+          </w:p>
+        </w:tc>
+        <w:tc>
+          <w:tcPr>
+            <w:tcW w:type="dxa" w:w="1728"/>
+          </w:tcPr>
+          <w:p>
+            <w:r>
+              <w:t>India</w:t>
+            </w:r>
+          </w:p>
+        </w:tc>
+        <w:tc>
+          <w:tcPr>
+            <w:tcW w:type="dxa" w:w="1728"/>
+          </w:tcPr>
+          <w:p>
+            <w:r>
+              <w:t>Active</w:t>
+            </w:r>
+          </w:p>
+        </w:tc>
+      </w:tr>
+      <w:tr>
+        <w:tc>
+          <w:tcPr>
+            <w:tcW w:type="dxa" w:w="1728"/>
+          </w:tcPr>
+          <w:p>
+            <w:r>
+              <w:t>T004</w:t>
+            </w:r>
+          </w:p>
+        </w:tc>
+        <w:tc>
+          <w:tcPr>
+            <w:tcW w:type="dxa" w:w="1728"/>
+          </w:tcPr>
+          <w:p>
+            <w:r>
+              <w:t>Bongaigaon Zone 4</w:t>
+            </w:r>
+          </w:p>
+        </w:tc>
+        <w:tc>
+          <w:tcPr>
+            <w:tcW w:type="dxa" w:w="1728"/>
           </w:tcPr>
           <w:p>
             <w:r>
@@ -130,11 +255,21 @@
         </w:tc>
         <w:tc>
           <w:tcPr>
-            <w:tcW w:type="dxa" w:w="2160"/>
+            <w:tcW w:type="dxa" w:w="1728"/>
           </w:tcPr>
           <w:p>
             <w:r>
-              <w:t>ACTIVE</w:t>
+              <w:t>India</w:t>
+            </w:r>
+          </w:p>
+        </w:tc>
+        <w:tc>
+          <w:tcPr>
+            <w:tcW w:type="dxa" w:w="1728"/>
+          </w:tcPr>
+          <w:p>
+            <w:r>
+              <w:t>Active</w:t>
             </w:r>
           </w:p>
         </w:tc>
@@ -142,27 +277,547 @@
       <w:tr>
         <w:tc>
           <w:tcPr>
-            <w:tcW w:type="dxa" w:w="2160"/>
+            <w:tcW w:type="dxa" w:w="1728"/>
           </w:tcPr>
           <w:p>
             <w:r>
-              <w:t>T003</w:t>
+              <w:t>T005</w:t>
             </w:r>
           </w:p>
         </w:tc>
         <w:tc>
           <w:tcPr>
-            <w:tcW w:type="dxa" w:w="2160"/>
+            <w:tcW w:type="dxa" w:w="1728"/>
           </w:tcPr>
           <w:p>
             <w:r>
-              <w:t>Kolhapur Zone 3</w:t>
+              <w:t>Gudivada Zone 5</w:t>
             </w:r>
           </w:p>
         </w:tc>
         <w:tc>
           <w:tcPr>
-            <w:tcW w:type="dxa" w:w="2160"/>
+            <w:tcW w:type="dxa" w:w="1728"/>
+          </w:tcPr>
+          <w:p>
+            <w:r>
+              <w:t>Central</w:t>
+            </w:r>
+          </w:p>
+        </w:tc>
+        <w:tc>
+          <w:tcPr>
+            <w:tcW w:type="dxa" w:w="1728"/>
+          </w:tcPr>
+          <w:p>
+            <w:r>
+              <w:t>India</w:t>
+            </w:r>
+          </w:p>
+        </w:tc>
+        <w:tc>
+          <w:tcPr>
+            <w:tcW w:type="dxa" w:w="1728"/>
+          </w:tcPr>
+          <w:p>
+            <w:r>
+              <w:t>Active</w:t>
+            </w:r>
+          </w:p>
+        </w:tc>
+      </w:tr>
+      <w:tr>
+        <w:tc>
+          <w:tcPr>
+            <w:tcW w:type="dxa" w:w="1728"/>
+          </w:tcPr>
+          <w:p>
+            <w:r>
+              <w:t>T006</w:t>
+            </w:r>
+          </w:p>
+        </w:tc>
+        <w:tc>
+          <w:tcPr>
+            <w:tcW w:type="dxa" w:w="1728"/>
+          </w:tcPr>
+          <w:p>
+            <w:r>
+              <w:t>Patna Zone 6</w:t>
+            </w:r>
+          </w:p>
+        </w:tc>
+        <w:tc>
+          <w:tcPr>
+            <w:tcW w:type="dxa" w:w="1728"/>
+          </w:tcPr>
+          <w:p>
+            <w:r>
+              <w:t>North</w:t>
+            </w:r>
+          </w:p>
+        </w:tc>
+        <w:tc>
+          <w:tcPr>
+            <w:tcW w:type="dxa" w:w="1728"/>
+          </w:tcPr>
+          <w:p>
+            <w:r>
+              <w:t>India</w:t>
+            </w:r>
+          </w:p>
+        </w:tc>
+        <w:tc>
+          <w:tcPr>
+            <w:tcW w:type="dxa" w:w="1728"/>
+          </w:tcPr>
+          <w:p>
+            <w:r>
+              <w:t>Active</w:t>
+            </w:r>
+          </w:p>
+        </w:tc>
+      </w:tr>
+      <w:tr>
+        <w:tc>
+          <w:tcPr>
+            <w:tcW w:type="dxa" w:w="1728"/>
+          </w:tcPr>
+          <w:p>
+            <w:r>
+              <w:t>T007</w:t>
+            </w:r>
+          </w:p>
+        </w:tc>
+        <w:tc>
+          <w:tcPr>
+            <w:tcW w:type="dxa" w:w="1728"/>
+          </w:tcPr>
+          <w:p>
+            <w:r>
+              <w:t>Tiruchirappalli Zone 7</w:t>
+            </w:r>
+          </w:p>
+        </w:tc>
+        <w:tc>
+          <w:tcPr>
+            <w:tcW w:type="dxa" w:w="1728"/>
+          </w:tcPr>
+          <w:p>
+            <w:r>
+              <w:t>North</w:t>
+            </w:r>
+          </w:p>
+        </w:tc>
+        <w:tc>
+          <w:tcPr>
+            <w:tcW w:type="dxa" w:w="1728"/>
+          </w:tcPr>
+          <w:p>
+            <w:r>
+              <w:t>India</w:t>
+            </w:r>
+          </w:p>
+        </w:tc>
+        <w:tc>
+          <w:tcPr>
+            <w:tcW w:type="dxa" w:w="1728"/>
+          </w:tcPr>
+          <w:p>
+            <w:r>
+              <w:t>Active</w:t>
+            </w:r>
+          </w:p>
+        </w:tc>
+      </w:tr>
+      <w:tr>
+        <w:tc>
+          <w:tcPr>
+            <w:tcW w:type="dxa" w:w="1728"/>
+          </w:tcPr>
+          <w:p>
+            <w:r>
+              <w:t>T008</w:t>
+            </w:r>
+          </w:p>
+        </w:tc>
+        <w:tc>
+          <w:tcPr>
+            <w:tcW w:type="dxa" w:w="1728"/>
+          </w:tcPr>
+          <w:p>
+            <w:r>
+              <w:t>Muzaffarpur Zone 8</w:t>
+            </w:r>
+          </w:p>
+        </w:tc>
+        <w:tc>
+          <w:tcPr>
+            <w:tcW w:type="dxa" w:w="1728"/>
+          </w:tcPr>
+          <w:p>
+            <w:r>
+              <w:t>South</w:t>
+            </w:r>
+          </w:p>
+        </w:tc>
+        <w:tc>
+          <w:tcPr>
+            <w:tcW w:type="dxa" w:w="1728"/>
+          </w:tcPr>
+          <w:p>
+            <w:r>
+              <w:t>India</w:t>
+            </w:r>
+          </w:p>
+        </w:tc>
+        <w:tc>
+          <w:tcPr>
+            <w:tcW w:type="dxa" w:w="1728"/>
+          </w:tcPr>
+          <w:p>
+            <w:r>
+              <w:t>Active</w:t>
+            </w:r>
+          </w:p>
+        </w:tc>
+      </w:tr>
+      <w:tr>
+        <w:tc>
+          <w:tcPr>
+            <w:tcW w:type="dxa" w:w="1728"/>
+          </w:tcPr>
+          <w:p>
+            <w:r>
+              <w:t>T009</w:t>
+            </w:r>
+          </w:p>
+        </w:tc>
+        <w:tc>
+          <w:tcPr>
+            <w:tcW w:type="dxa" w:w="1728"/>
+          </w:tcPr>
+          <w:p>
+            <w:r>
+              <w:t>Kishanganj Zone 9</w:t>
+            </w:r>
+          </w:p>
+        </w:tc>
+        <w:tc>
+          <w:tcPr>
+            <w:tcW w:type="dxa" w:w="1728"/>
+          </w:tcPr>
+          <w:p>
+            <w:r>
+              <w:t>Central</w:t>
+            </w:r>
+          </w:p>
+        </w:tc>
+        <w:tc>
+          <w:tcPr>
+            <w:tcW w:type="dxa" w:w="1728"/>
+          </w:tcPr>
+          <w:p>
+            <w:r>
+              <w:t>India</w:t>
+            </w:r>
+          </w:p>
+        </w:tc>
+        <w:tc>
+          <w:tcPr>
+            <w:tcW w:type="dxa" w:w="1728"/>
+          </w:tcPr>
+          <w:p>
+            <w:r>
+              <w:t>Active</w:t>
+            </w:r>
+          </w:p>
+        </w:tc>
+      </w:tr>
+      <w:tr>
+        <w:tc>
+          <w:tcPr>
+            <w:tcW w:type="dxa" w:w="1728"/>
+          </w:tcPr>
+          <w:p>
+            <w:r>
+              <w:t>T010</w:t>
+            </w:r>
+          </w:p>
+        </w:tc>
+        <w:tc>
+          <w:tcPr>
+            <w:tcW w:type="dxa" w:w="1728"/>
+          </w:tcPr>
+          <w:p>
+            <w:r>
+              <w:t>Bongaigaon Zone 10</w:t>
+            </w:r>
+          </w:p>
+        </w:tc>
+        <w:tc>
+          <w:tcPr>
+            <w:tcW w:type="dxa" w:w="1728"/>
+          </w:tcPr>
+          <w:p>
+            <w:r>
+              <w:t>Central</w:t>
+            </w:r>
+          </w:p>
+        </w:tc>
+        <w:tc>
+          <w:tcPr>
+            <w:tcW w:type="dxa" w:w="1728"/>
+          </w:tcPr>
+          <w:p>
+            <w:r>
+              <w:t>India</w:t>
+            </w:r>
+          </w:p>
+        </w:tc>
+        <w:tc>
+          <w:tcPr>
+            <w:tcW w:type="dxa" w:w="1728"/>
+          </w:tcPr>
+          <w:p>
+            <w:r>
+              <w:t>Active</w:t>
+            </w:r>
+          </w:p>
+        </w:tc>
+      </w:tr>
+      <w:tr>
+        <w:tc>
+          <w:tcPr>
+            <w:tcW w:type="dxa" w:w="1728"/>
+          </w:tcPr>
+          <w:p>
+            <w:r>
+              <w:t>T011</w:t>
+            </w:r>
+          </w:p>
+        </w:tc>
+        <w:tc>
+          <w:tcPr>
+            <w:tcW w:type="dxa" w:w="1728"/>
+          </w:tcPr>
+          <w:p>
+            <w:r>
+              <w:t>Muzaffarnagar Zone 11</w:t>
+            </w:r>
+          </w:p>
+        </w:tc>
+        <w:tc>
+          <w:tcPr>
+            <w:tcW w:type="dxa" w:w="1728"/>
+          </w:tcPr>
+          <w:p>
+            <w:r>
+              <w:t>South</w:t>
+            </w:r>
+          </w:p>
+        </w:tc>
+        <w:tc>
+          <w:tcPr>
+            <w:tcW w:type="dxa" w:w="1728"/>
+          </w:tcPr>
+          <w:p>
+            <w:r>
+              <w:t>India</w:t>
+            </w:r>
+          </w:p>
+        </w:tc>
+        <w:tc>
+          <w:tcPr>
+            <w:tcW w:type="dxa" w:w="1728"/>
+          </w:tcPr>
+          <w:p>
+            <w:r>
+              <w:t>Active</w:t>
+            </w:r>
+          </w:p>
+        </w:tc>
+      </w:tr>
+      <w:tr>
+        <w:tc>
+          <w:tcPr>
+            <w:tcW w:type="dxa" w:w="1728"/>
+          </w:tcPr>
+          <w:p>
+            <w:r>
+              <w:t>T012</w:t>
+            </w:r>
+          </w:p>
+        </w:tc>
+        <w:tc>
+          <w:tcPr>
+            <w:tcW w:type="dxa" w:w="1728"/>
+          </w:tcPr>
+          <w:p>
+            <w:r>
+              <w:t>Giridih Zone 12</w:t>
+            </w:r>
+          </w:p>
+        </w:tc>
+        <w:tc>
+          <w:tcPr>
+            <w:tcW w:type="dxa" w:w="1728"/>
+          </w:tcPr>
+          <w:p>
+            <w:r>
+              <w:t>Central</w:t>
+            </w:r>
+          </w:p>
+        </w:tc>
+        <w:tc>
+          <w:tcPr>
+            <w:tcW w:type="dxa" w:w="1728"/>
+          </w:tcPr>
+          <w:p>
+            <w:r>
+              <w:t>India</w:t>
+            </w:r>
+          </w:p>
+        </w:tc>
+        <w:tc>
+          <w:tcPr>
+            <w:tcW w:type="dxa" w:w="1728"/>
+          </w:tcPr>
+          <w:p>
+            <w:r>
+              <w:t>Active</w:t>
+            </w:r>
+          </w:p>
+        </w:tc>
+      </w:tr>
+      <w:tr>
+        <w:tc>
+          <w:tcPr>
+            <w:tcW w:type="dxa" w:w="1728"/>
+          </w:tcPr>
+          <w:p>
+            <w:r>
+              <w:t>T013</w:t>
+            </w:r>
+          </w:p>
+        </w:tc>
+        <w:tc>
+          <w:tcPr>
+            <w:tcW w:type="dxa" w:w="1728"/>
+          </w:tcPr>
+          <w:p>
+            <w:r>
+              <w:t>Chennai Zone 13</w:t>
+            </w:r>
+          </w:p>
+        </w:tc>
+        <w:tc>
+          <w:tcPr>
+            <w:tcW w:type="dxa" w:w="1728"/>
+          </w:tcPr>
+          <w:p>
+            <w:r>
+              <w:t>North</w:t>
+            </w:r>
+          </w:p>
+        </w:tc>
+        <w:tc>
+          <w:tcPr>
+            <w:tcW w:type="dxa" w:w="1728"/>
+          </w:tcPr>
+          <w:p>
+            <w:r>
+              <w:t>India</w:t>
+            </w:r>
+          </w:p>
+        </w:tc>
+        <w:tc>
+          <w:tcPr>
+            <w:tcW w:type="dxa" w:w="1728"/>
+          </w:tcPr>
+          <w:p>
+            <w:r>
+              <w:t>Active</w:t>
+            </w:r>
+          </w:p>
+        </w:tc>
+      </w:tr>
+      <w:tr>
+        <w:tc>
+          <w:tcPr>
+            <w:tcW w:type="dxa" w:w="1728"/>
+          </w:tcPr>
+          <w:p>
+            <w:r>
+              <w:t>T014</w:t>
+            </w:r>
+          </w:p>
+        </w:tc>
+        <w:tc>
+          <w:tcPr>
+            <w:tcW w:type="dxa" w:w="1728"/>
+          </w:tcPr>
+          <w:p>
+            <w:r>
+              <w:t>Bhusawal Zone 14</w:t>
+            </w:r>
+          </w:p>
+        </w:tc>
+        <w:tc>
+          <w:tcPr>
+            <w:tcW w:type="dxa" w:w="1728"/>
+          </w:tcPr>
+          <w:p>
+            <w:r>
+              <w:t>West</w:t>
+            </w:r>
+          </w:p>
+        </w:tc>
+        <w:tc>
+          <w:tcPr>
+            <w:tcW w:type="dxa" w:w="1728"/>
+          </w:tcPr>
+          <w:p>
+            <w:r>
+              <w:t>India</w:t>
+            </w:r>
+          </w:p>
+        </w:tc>
+        <w:tc>
+          <w:tcPr>
+            <w:tcW w:type="dxa" w:w="1728"/>
+          </w:tcPr>
+          <w:p>
+            <w:r>
+              <w:t>Active</w:t>
+            </w:r>
+          </w:p>
+        </w:tc>
+      </w:tr>
+      <w:tr>
+        <w:tc>
+          <w:tcPr>
+            <w:tcW w:type="dxa" w:w="1728"/>
+          </w:tcPr>
+          <w:p>
+            <w:r>
+              <w:t>T015</w:t>
+            </w:r>
+          </w:p>
+        </w:tc>
+        <w:tc>
+          <w:tcPr>
+            <w:tcW w:type="dxa" w:w="1728"/>
+          </w:tcPr>
+          <w:p>
+            <w:r>
+              <w:t>Alwar Zone 15</w:t>
+            </w:r>
+          </w:p>
+        </w:tc>
+        <w:tc>
+          <w:tcPr>
+            <w:tcW w:type="dxa" w:w="1728"/>
           </w:tcPr>
           <w:p>
             <w:r>
@@ -172,11 +827,21 @@
         </w:tc>
         <w:tc>
           <w:tcPr>
-            <w:tcW w:type="dxa" w:w="2160"/>
+            <w:tcW w:type="dxa" w:w="1728"/>
           </w:tcPr>
           <w:p>
             <w:r>
-              <w:t>ACTIVE</w:t>
+              <w:t>India</w:t>
+            </w:r>
+          </w:p>
+        </w:tc>
+        <w:tc>
+          <w:tcPr>
+            <w:tcW w:type="dxa" w:w="1728"/>
+          </w:tcPr>
+          <w:p>
+            <w:r>
+              <w:t>Active</w:t>
             </w:r>
           </w:p>
         </w:tc>
@@ -184,27 +849,27 @@
       <w:tr>
         <w:tc>
           <w:tcPr>
-            <w:tcW w:type="dxa" w:w="2160"/>
+            <w:tcW w:type="dxa" w:w="1728"/>
           </w:tcPr>
           <w:p>
             <w:r>
-              <w:t>T004</w:t>
+              <w:t>T016</w:t>
             </w:r>
           </w:p>
         </w:tc>
         <w:tc>
           <w:tcPr>
-            <w:tcW w:type="dxa" w:w="2160"/>
+            <w:tcW w:type="dxa" w:w="1728"/>
           </w:tcPr>
           <w:p>
             <w:r>
-              <w:t>Bongaigaon Zone 4</w:t>
+              <w:t>Thrissur Zone 16</w:t>
             </w:r>
           </w:p>
         </w:tc>
         <w:tc>
           <w:tcPr>
-            <w:tcW w:type="dxa" w:w="2160"/>
+            <w:tcW w:type="dxa" w:w="1728"/>
           </w:tcPr>
           <w:p>
             <w:r>
@@ -214,11 +879,21 @@
         </w:tc>
         <w:tc>
           <w:tcPr>
-            <w:tcW w:type="dxa" w:w="2160"/>
+            <w:tcW w:type="dxa" w:w="1728"/>
           </w:tcPr>
           <w:p>
             <w:r>
-              <w:t>ACTIVE</w:t>
+              <w:t>India</w:t>
+            </w:r>
+          </w:p>
+        </w:tc>
+        <w:tc>
+          <w:tcPr>
+            <w:tcW w:type="dxa" w:w="1728"/>
+          </w:tcPr>
+          <w:p>
+            <w:r>
+              <w:t>Active</w:t>
             </w:r>
           </w:p>
         </w:tc>
@@ -226,111 +901,27 @@
       <w:tr>
         <w:tc>
           <w:tcPr>
-            <w:tcW w:type="dxa" w:w="2160"/>
+            <w:tcW w:type="dxa" w:w="1728"/>
           </w:tcPr>
           <w:p>
             <w:r>
-              <w:t>T005</w:t>
+              <w:t>T017</w:t>
             </w:r>
           </w:p>
         </w:tc>
         <w:tc>
           <w:tcPr>
-            <w:tcW w:type="dxa" w:w="2160"/>
+            <w:tcW w:type="dxa" w:w="1728"/>
           </w:tcPr>
           <w:p>
             <w:r>
-              <w:t>Gudivada Zone 5</w:t>
+              <w:t>Kota Zone 17</w:t>
             </w:r>
           </w:p>
         </w:tc>
         <w:tc>
           <w:tcPr>
-            <w:tcW w:type="dxa" w:w="2160"/>
-          </w:tcPr>
-          <w:p>
-            <w:r>
-              <w:t>South</w:t>
-            </w:r>
-          </w:p>
-        </w:tc>
-        <w:tc>
-          <w:tcPr>
-            <w:tcW w:type="dxa" w:w="2160"/>
-          </w:tcPr>
-          <w:p>
-            <w:r>
-              <w:t>ACTIVE</w:t>
-            </w:r>
-          </w:p>
-        </w:tc>
-      </w:tr>
-      <w:tr>
-        <w:tc>
-          <w:tcPr>
-            <w:tcW w:type="dxa" w:w="2160"/>
-          </w:tcPr>
-          <w:p>
-            <w:r>
-              <w:t>T006</w:t>
-            </w:r>
-          </w:p>
-        </w:tc>
-        <w:tc>
-          <w:tcPr>
-            <w:tcW w:type="dxa" w:w="2160"/>
-          </w:tcPr>
-          <w:p>
-            <w:r>
-              <w:t>Patna Zone 6</w:t>
-            </w:r>
-          </w:p>
-        </w:tc>
-        <w:tc>
-          <w:tcPr>
-            <w:tcW w:type="dxa" w:w="2160"/>
-          </w:tcPr>
-          <w:p>
-            <w:r>
-              <w:t>South</w:t>
-            </w:r>
-          </w:p>
-        </w:tc>
-        <w:tc>
-          <w:tcPr>
-            <w:tcW w:type="dxa" w:w="2160"/>
-          </w:tcPr>
-          <w:p>
-            <w:r>
-              <w:t>ACTIVE</w:t>
-            </w:r>
-          </w:p>
-        </w:tc>
-      </w:tr>
-      <w:tr>
-        <w:tc>
-          <w:tcPr>
-            <w:tcW w:type="dxa" w:w="2160"/>
-          </w:tcPr>
-          <w:p>
-            <w:r>
-              <w:t>T007</w:t>
-            </w:r>
-          </w:p>
-        </w:tc>
-        <w:tc>
-          <w:tcPr>
-            <w:tcW w:type="dxa" w:w="2160"/>
-          </w:tcPr>
-          <w:p>
-            <w:r>
-              <w:t>Tiruchirappalli Zone 7</w:t>
-            </w:r>
-          </w:p>
-        </w:tc>
-        <w:tc>
-          <w:tcPr>
-            <w:tcW w:type="dxa" w:w="2160"/>
+            <w:tcW w:type="dxa" w:w="1728"/>
           </w:tcPr>
           <w:p>
             <w:r>
@@ -340,11 +931,21 @@
         </w:tc>
         <w:tc>
           <w:tcPr>
-            <w:tcW w:type="dxa" w:w="2160"/>
+            <w:tcW w:type="dxa" w:w="1728"/>
           </w:tcPr>
           <w:p>
             <w:r>
-              <w:t>ACTIVE</w:t>
+              <w:t>India</w:t>
+            </w:r>
+          </w:p>
+        </w:tc>
+        <w:tc>
+          <w:tcPr>
+            <w:tcW w:type="dxa" w:w="1728"/>
+          </w:tcPr>
+          <w:p>
+            <w:r>
+              <w:t>Active</w:t>
             </w:r>
           </w:p>
         </w:tc>
@@ -352,27 +953,131 @@
       <w:tr>
         <w:tc>
           <w:tcPr>
-            <w:tcW w:type="dxa" w:w="2160"/>
+            <w:tcW w:type="dxa" w:w="1728"/>
           </w:tcPr>
           <w:p>
             <w:r>
-              <w:t>T008</w:t>
+              <w:t>T018</w:t>
             </w:r>
           </w:p>
         </w:tc>
         <w:tc>
           <w:tcPr>
-            <w:tcW w:type="dxa" w:w="2160"/>
+            <w:tcW w:type="dxa" w:w="1728"/>
           </w:tcPr>
           <w:p>
             <w:r>
-              <w:t>Muzaffarpur Zone 8</w:t>
+              <w:t>Nadiad Zone 18</w:t>
             </w:r>
           </w:p>
         </w:tc>
         <w:tc>
           <w:tcPr>
-            <w:tcW w:type="dxa" w:w="2160"/>
+            <w:tcW w:type="dxa" w:w="1728"/>
+          </w:tcPr>
+          <w:p>
+            <w:r>
+              <w:t>West</w:t>
+            </w:r>
+          </w:p>
+        </w:tc>
+        <w:tc>
+          <w:tcPr>
+            <w:tcW w:type="dxa" w:w="1728"/>
+          </w:tcPr>
+          <w:p>
+            <w:r>
+              <w:t>India</w:t>
+            </w:r>
+          </w:p>
+        </w:tc>
+        <w:tc>
+          <w:tcPr>
+            <w:tcW w:type="dxa" w:w="1728"/>
+          </w:tcPr>
+          <w:p>
+            <w:r>
+              <w:t>Active</w:t>
+            </w:r>
+          </w:p>
+        </w:tc>
+      </w:tr>
+      <w:tr>
+        <w:tc>
+          <w:tcPr>
+            <w:tcW w:type="dxa" w:w="1728"/>
+          </w:tcPr>
+          <w:p>
+            <w:r>
+              <w:t>T019</w:t>
+            </w:r>
+          </w:p>
+        </w:tc>
+        <w:tc>
+          <w:tcPr>
+            <w:tcW w:type="dxa" w:w="1728"/>
+          </w:tcPr>
+          <w:p>
+            <w:r>
+              <w:t>Secunderabad Zone 19</w:t>
+            </w:r>
+          </w:p>
+        </w:tc>
+        <w:tc>
+          <w:tcPr>
+            <w:tcW w:type="dxa" w:w="1728"/>
+          </w:tcPr>
+          <w:p>
+            <w:r>
+              <w:t>East</w:t>
+            </w:r>
+          </w:p>
+        </w:tc>
+        <w:tc>
+          <w:tcPr>
+            <w:tcW w:type="dxa" w:w="1728"/>
+          </w:tcPr>
+          <w:p>
+            <w:r>
+              <w:t>India</w:t>
+            </w:r>
+          </w:p>
+        </w:tc>
+        <w:tc>
+          <w:tcPr>
+            <w:tcW w:type="dxa" w:w="1728"/>
+          </w:tcPr>
+          <w:p>
+            <w:r>
+              <w:t>Active</w:t>
+            </w:r>
+          </w:p>
+        </w:tc>
+      </w:tr>
+      <w:tr>
+        <w:tc>
+          <w:tcPr>
+            <w:tcW w:type="dxa" w:w="1728"/>
+          </w:tcPr>
+          <w:p>
+            <w:r>
+              <w:t>T020</w:t>
+            </w:r>
+          </w:p>
+        </w:tc>
+        <w:tc>
+          <w:tcPr>
+            <w:tcW w:type="dxa" w:w="1728"/>
+          </w:tcPr>
+          <w:p>
+            <w:r>
+              <w:t>Mahbubnagar Zone 20</w:t>
+            </w:r>
+          </w:p>
+        </w:tc>
+        <w:tc>
+          <w:tcPr>
+            <w:tcW w:type="dxa" w:w="1728"/>
           </w:tcPr>
           <w:p>
             <w:r>
@@ -382,515 +1087,21 @@
         </w:tc>
         <w:tc>
           <w:tcPr>
-            <w:tcW w:type="dxa" w:w="2160"/>
+            <w:tcW w:type="dxa" w:w="1728"/>
           </w:tcPr>
           <w:p>
             <w:r>
-              <w:t>ACTIVE</w:t>
-            </w:r>
-          </w:p>
-        </w:tc>
-      </w:tr>
-      <w:tr>
-        <w:tc>
-          <w:tcPr>
-            <w:tcW w:type="dxa" w:w="2160"/>
-          </w:tcPr>
-          <w:p>
-            <w:r>
-              <w:t>T009</w:t>
+              <w:t>India</w:t>
             </w:r>
           </w:p>
         </w:tc>
         <w:tc>
           <w:tcPr>
-            <w:tcW w:type="dxa" w:w="2160"/>
+            <w:tcW w:type="dxa" w:w="1728"/>
           </w:tcPr>
           <w:p>
             <w:r>
-              <w:t>Kishanganj Zone 9</w:t>
-            </w:r>
-          </w:p>
-        </w:tc>
-        <w:tc>
-          <w:tcPr>
-            <w:tcW w:type="dxa" w:w="2160"/>
-          </w:tcPr>
-          <w:p>
-            <w:r>
-              <w:t>North</w:t>
-            </w:r>
-          </w:p>
-        </w:tc>
-        <w:tc>
-          <w:tcPr>
-            <w:tcW w:type="dxa" w:w="2160"/>
-          </w:tcPr>
-          <w:p>
-            <w:r>
-              <w:t>ACTIVE</w:t>
-            </w:r>
-          </w:p>
-        </w:tc>
-      </w:tr>
-      <w:tr>
-        <w:tc>
-          <w:tcPr>
-            <w:tcW w:type="dxa" w:w="2160"/>
-          </w:tcPr>
-          <w:p>
-            <w:r>
-              <w:t>T010</w:t>
-            </w:r>
-          </w:p>
-        </w:tc>
-        <w:tc>
-          <w:tcPr>
-            <w:tcW w:type="dxa" w:w="2160"/>
-          </w:tcPr>
-          <w:p>
-            <w:r>
-              <w:t>Bongaigaon Zone 10</w:t>
-            </w:r>
-          </w:p>
-        </w:tc>
-        <w:tc>
-          <w:tcPr>
-            <w:tcW w:type="dxa" w:w="2160"/>
-          </w:tcPr>
-          <w:p>
-            <w:r>
-              <w:t>Central</w:t>
-            </w:r>
-          </w:p>
-        </w:tc>
-        <w:tc>
-          <w:tcPr>
-            <w:tcW w:type="dxa" w:w="2160"/>
-          </w:tcPr>
-          <w:p>
-            <w:r>
-              <w:t>ACTIVE</w:t>
-            </w:r>
-          </w:p>
-        </w:tc>
-      </w:tr>
-      <w:tr>
-        <w:tc>
-          <w:tcPr>
-            <w:tcW w:type="dxa" w:w="2160"/>
-          </w:tcPr>
-          <w:p>
-            <w:r>
-              <w:t>T011</w:t>
-            </w:r>
-          </w:p>
-        </w:tc>
-        <w:tc>
-          <w:tcPr>
-            <w:tcW w:type="dxa" w:w="2160"/>
-          </w:tcPr>
-          <w:p>
-            <w:r>
-              <w:t>Muzaffarnagar Zone 11</w:t>
-            </w:r>
-          </w:p>
-        </w:tc>
-        <w:tc>
-          <w:tcPr>
-            <w:tcW w:type="dxa" w:w="2160"/>
-          </w:tcPr>
-          <w:p>
-            <w:r>
-              <w:t>West</w:t>
-            </w:r>
-          </w:p>
-        </w:tc>
-        <w:tc>
-          <w:tcPr>
-            <w:tcW w:type="dxa" w:w="2160"/>
-          </w:tcPr>
-          <w:p>
-            <w:r>
-              <w:t>ACTIVE</w:t>
-            </w:r>
-          </w:p>
-        </w:tc>
-      </w:tr>
-      <w:tr>
-        <w:tc>
-          <w:tcPr>
-            <w:tcW w:type="dxa" w:w="2160"/>
-          </w:tcPr>
-          <w:p>
-            <w:r>
-              <w:t>T012</w:t>
-            </w:r>
-          </w:p>
-        </w:tc>
-        <w:tc>
-          <w:tcPr>
-            <w:tcW w:type="dxa" w:w="2160"/>
-          </w:tcPr>
-          <w:p>
-            <w:r>
-              <w:t>Giridih Zone 12</w:t>
-            </w:r>
-          </w:p>
-        </w:tc>
-        <w:tc>
-          <w:tcPr>
-            <w:tcW w:type="dxa" w:w="2160"/>
-          </w:tcPr>
-          <w:p>
-            <w:r>
-              <w:t>North</w:t>
-            </w:r>
-          </w:p>
-        </w:tc>
-        <w:tc>
-          <w:tcPr>
-            <w:tcW w:type="dxa" w:w="2160"/>
-          </w:tcPr>
-          <w:p>
-            <w:r>
-              <w:t>ACTIVE</w:t>
-            </w:r>
-          </w:p>
-        </w:tc>
-      </w:tr>
-      <w:tr>
-        <w:tc>
-          <w:tcPr>
-            <w:tcW w:type="dxa" w:w="2160"/>
-          </w:tcPr>
-          <w:p>
-            <w:r>
-              <w:t>T013</w:t>
-            </w:r>
-          </w:p>
-        </w:tc>
-        <w:tc>
-          <w:tcPr>
-            <w:tcW w:type="dxa" w:w="2160"/>
-          </w:tcPr>
-          <w:p>
-            <w:r>
-              <w:t>Chennai Zone 13</w:t>
-            </w:r>
-          </w:p>
-        </w:tc>
-        <w:tc>
-          <w:tcPr>
-            <w:tcW w:type="dxa" w:w="2160"/>
-          </w:tcPr>
-          <w:p>
-            <w:r>
-              <w:t>North</w:t>
-            </w:r>
-          </w:p>
-        </w:tc>
-        <w:tc>
-          <w:tcPr>
-            <w:tcW w:type="dxa" w:w="2160"/>
-          </w:tcPr>
-          <w:p>
-            <w:r>
-              <w:t>ACTIVE</w:t>
-            </w:r>
-          </w:p>
-        </w:tc>
-      </w:tr>
-      <w:tr>
-        <w:tc>
-          <w:tcPr>
-            <w:tcW w:type="dxa" w:w="2160"/>
-          </w:tcPr>
-          <w:p>
-            <w:r>
-              <w:t>T014</w:t>
-            </w:r>
-          </w:p>
-        </w:tc>
-        <w:tc>
-          <w:tcPr>
-            <w:tcW w:type="dxa" w:w="2160"/>
-          </w:tcPr>
-          <w:p>
-            <w:r>
-              <w:t>Bhusawal Zone 14</w:t>
-            </w:r>
-          </w:p>
-        </w:tc>
-        <w:tc>
-          <w:tcPr>
-            <w:tcW w:type="dxa" w:w="2160"/>
-          </w:tcPr>
-          <w:p>
-            <w:r>
-              <w:t>North</w:t>
-            </w:r>
-          </w:p>
-        </w:tc>
-        <w:tc>
-          <w:tcPr>
-            <w:tcW w:type="dxa" w:w="2160"/>
-          </w:tcPr>
-          <w:p>
-            <w:r>
-              <w:t>ACTIVE</w:t>
-            </w:r>
-          </w:p>
-        </w:tc>
-      </w:tr>
-      <w:tr>
-        <w:tc>
-          <w:tcPr>
-            <w:tcW w:type="dxa" w:w="2160"/>
-          </w:tcPr>
-          <w:p>
-            <w:r>
-              <w:t>T015</w:t>
-            </w:r>
-          </w:p>
-        </w:tc>
-        <w:tc>
-          <w:tcPr>
-            <w:tcW w:type="dxa" w:w="2160"/>
-          </w:tcPr>
-          <w:p>
-            <w:r>
-              <w:t>Alwar Zone 15</w:t>
-            </w:r>
-          </w:p>
-        </w:tc>
-        <w:tc>
-          <w:tcPr>
-            <w:tcW w:type="dxa" w:w="2160"/>
-          </w:tcPr>
-          <w:p>
-            <w:r>
-              <w:t>South</w:t>
-            </w:r>
-          </w:p>
-        </w:tc>
-        <w:tc>
-          <w:tcPr>
-            <w:tcW w:type="dxa" w:w="2160"/>
-          </w:tcPr>
-          <w:p>
-            <w:r>
-              <w:t>ACTIVE</w:t>
-            </w:r>
-          </w:p>
-        </w:tc>
-      </w:tr>
-      <w:tr>
-        <w:tc>
-          <w:tcPr>
-            <w:tcW w:type="dxa" w:w="2160"/>
-          </w:tcPr>
-          <w:p>
-            <w:r>
-              <w:t>T016</w:t>
-            </w:r>
-          </w:p>
-        </w:tc>
-        <w:tc>
-          <w:tcPr>
-            <w:tcW w:type="dxa" w:w="2160"/>
-          </w:tcPr>
-          <w:p>
-            <w:r>
-              <w:t>Thrissur Zone 16</w:t>
-            </w:r>
-          </w:p>
-        </w:tc>
-        <w:tc>
-          <w:tcPr>
-            <w:tcW w:type="dxa" w:w="2160"/>
-          </w:tcPr>
-          <w:p>
-            <w:r>
-              <w:t>South</w:t>
-            </w:r>
-          </w:p>
-        </w:tc>
-        <w:tc>
-          <w:tcPr>
-            <w:tcW w:type="dxa" w:w="2160"/>
-          </w:tcPr>
-          <w:p>
-            <w:r>
-              <w:t>ACTIVE</w:t>
-            </w:r>
-          </w:p>
-        </w:tc>
-      </w:tr>
-      <w:tr>
-        <w:tc>
-          <w:tcPr>
-            <w:tcW w:type="dxa" w:w="2160"/>
-          </w:tcPr>
-          <w:p>
-            <w:r>
-              <w:t>T017</w:t>
-            </w:r>
-          </w:p>
-        </w:tc>
-        <w:tc>
-          <w:tcPr>
-            <w:tcW w:type="dxa" w:w="2160"/>
-          </w:tcPr>
-          <w:p>
-            <w:r>
-              <w:t>Kota Zone 17</w:t>
-            </w:r>
-          </w:p>
-        </w:tc>
-        <w:tc>
-          <w:tcPr>
-            <w:tcW w:type="dxa" w:w="2160"/>
-          </w:tcPr>
-          <w:p>
-            <w:r>
-              <w:t>Central</w:t>
-            </w:r>
-          </w:p>
-        </w:tc>
-        <w:tc>
-          <w:tcPr>
-            <w:tcW w:type="dxa" w:w="2160"/>
-          </w:tcPr>
-          <w:p>
-            <w:r>
-              <w:t>ACTIVE</w:t>
-            </w:r>
-          </w:p>
-        </w:tc>
-      </w:tr>
-      <w:tr>
-        <w:tc>
-          <w:tcPr>
-            <w:tcW w:type="dxa" w:w="2160"/>
-          </w:tcPr>
-          <w:p>
-            <w:r>
-              <w:t>T018</w:t>
-            </w:r>
-          </w:p>
-        </w:tc>
-        <w:tc>
-          <w:tcPr>
-            <w:tcW w:type="dxa" w:w="2160"/>
-          </w:tcPr>
-          <w:p>
-            <w:r>
-              <w:t>Nadiad Zone 18</w:t>
-            </w:r>
-          </w:p>
-        </w:tc>
-        <w:tc>
-          <w:tcPr>
-            <w:tcW w:type="dxa" w:w="2160"/>
-          </w:tcPr>
-          <w:p>
-            <w:r>
-              <w:t>Central</w:t>
-            </w:r>
-          </w:p>
-        </w:tc>
-        <w:tc>
-          <w:tcPr>
-            <w:tcW w:type="dxa" w:w="2160"/>
-          </w:tcPr>
-          <w:p>
-            <w:r>
-              <w:t>ACTIVE</w:t>
-            </w:r>
-          </w:p>
-        </w:tc>
-      </w:tr>
-      <w:tr>
-        <w:tc>
-          <w:tcPr>
-            <w:tcW w:type="dxa" w:w="2160"/>
-          </w:tcPr>
-          <w:p>
-            <w:r>
-              <w:t>T019</w:t>
-            </w:r>
-          </w:p>
-        </w:tc>
-        <w:tc>
-          <w:tcPr>
-            <w:tcW w:type="dxa" w:w="2160"/>
-          </w:tcPr>
-          <w:p>
-            <w:r>
-              <w:t>Secunderabad Zone 19</w:t>
-            </w:r>
-          </w:p>
-        </w:tc>
-        <w:tc>
-          <w:tcPr>
-            <w:tcW w:type="dxa" w:w="2160"/>
-          </w:tcPr>
-          <w:p>
-            <w:r>
-              <w:t>North</w:t>
-            </w:r>
-          </w:p>
-        </w:tc>
-        <w:tc>
-          <w:tcPr>
-            <w:tcW w:type="dxa" w:w="2160"/>
-          </w:tcPr>
-          <w:p>
-            <w:r>
-              <w:t>ACTIVE</w:t>
-            </w:r>
-          </w:p>
-        </w:tc>
-      </w:tr>
-      <w:tr>
-        <w:tc>
-          <w:tcPr>
-            <w:tcW w:type="dxa" w:w="2160"/>
-          </w:tcPr>
-          <w:p>
-            <w:r>
-              <w:t>T020</w:t>
-            </w:r>
-          </w:p>
-        </w:tc>
-        <w:tc>
-          <w:tcPr>
-            <w:tcW w:type="dxa" w:w="2160"/>
-          </w:tcPr>
-          <w:p>
-            <w:r>
-              <w:t>Mahbubnagar Zone 20</w:t>
-            </w:r>
-          </w:p>
-        </w:tc>
-        <w:tc>
-          <w:tcPr>
-            <w:tcW w:type="dxa" w:w="2160"/>
-          </w:tcPr>
-          <w:p>
-            <w:r>
-              <w:t>Central</w:t>
-            </w:r>
-          </w:p>
-        </w:tc>
-        <w:tc>
-          <w:tcPr>
-            <w:tcW w:type="dxa" w:w="2160"/>
-          </w:tcPr>
-          <w:p>
-            <w:r>
-              <w:t>ACTIVE</w:t>
+              <w:t>Active</w:t>
             </w:r>
           </w:p>
         </w:tc>

--- a/synthetic/output/territories/territories.docx
+++ b/synthetic/output/territories/territories.docx
@@ -21,7 +21,7 @@
           </w:tcPr>
           <w:p>
             <w:r>
-              <w:t>area id</w:t>
+              <w:t>territory id</w:t>
             </w:r>
           </w:p>
         </w:tc>
@@ -31,7 +31,7 @@
           </w:tcPr>
           <w:p>
             <w:r>
-              <w:t>territory name</w:t>
+              <w:t>territory</w:t>
             </w:r>
           </w:p>
         </w:tc>
@@ -61,7 +61,7 @@
           </w:tcPr>
           <w:p>
             <w:r>
-              <w:t>record status</w:t>
+              <w:t>status</w:t>
             </w:r>
           </w:p>
         </w:tc>
@@ -1106,6 +1106,1566 @@
           </w:p>
         </w:tc>
       </w:tr>
+      <w:tr>
+        <w:tc>
+          <w:tcPr>
+            <w:tcW w:type="dxa" w:w="1728"/>
+          </w:tcPr>
+          <w:p>
+            <w:r>
+              <w:t>T021</w:t>
+            </w:r>
+          </w:p>
+        </w:tc>
+        <w:tc>
+          <w:tcPr>
+            <w:tcW w:type="dxa" w:w="1728"/>
+          </w:tcPr>
+          <w:p>
+            <w:r>
+              <w:t>Varanasi Zone 21</w:t>
+            </w:r>
+          </w:p>
+        </w:tc>
+        <w:tc>
+          <w:tcPr>
+            <w:tcW w:type="dxa" w:w="1728"/>
+          </w:tcPr>
+          <w:p>
+            <w:r>
+              <w:t>North</w:t>
+            </w:r>
+          </w:p>
+        </w:tc>
+        <w:tc>
+          <w:tcPr>
+            <w:tcW w:type="dxa" w:w="1728"/>
+          </w:tcPr>
+          <w:p>
+            <w:r>
+              <w:t>India</w:t>
+            </w:r>
+          </w:p>
+        </w:tc>
+        <w:tc>
+          <w:tcPr>
+            <w:tcW w:type="dxa" w:w="1728"/>
+          </w:tcPr>
+          <w:p>
+            <w:r>
+              <w:t>Active</w:t>
+            </w:r>
+          </w:p>
+        </w:tc>
+      </w:tr>
+      <w:tr>
+        <w:tc>
+          <w:tcPr>
+            <w:tcW w:type="dxa" w:w="1728"/>
+          </w:tcPr>
+          <w:p>
+            <w:r>
+              <w:t>T022</w:t>
+            </w:r>
+          </w:p>
+        </w:tc>
+        <w:tc>
+          <w:tcPr>
+            <w:tcW w:type="dxa" w:w="1728"/>
+          </w:tcPr>
+          <w:p>
+            <w:r>
+              <w:t>Jorhat Zone 22</w:t>
+            </w:r>
+          </w:p>
+        </w:tc>
+        <w:tc>
+          <w:tcPr>
+            <w:tcW w:type="dxa" w:w="1728"/>
+          </w:tcPr>
+          <w:p>
+            <w:r>
+              <w:t>Central</w:t>
+            </w:r>
+          </w:p>
+        </w:tc>
+        <w:tc>
+          <w:tcPr>
+            <w:tcW w:type="dxa" w:w="1728"/>
+          </w:tcPr>
+          <w:p>
+            <w:r>
+              <w:t>India</w:t>
+            </w:r>
+          </w:p>
+        </w:tc>
+        <w:tc>
+          <w:tcPr>
+            <w:tcW w:type="dxa" w:w="1728"/>
+          </w:tcPr>
+          <w:p>
+            <w:r>
+              <w:t>Active</w:t>
+            </w:r>
+          </w:p>
+        </w:tc>
+      </w:tr>
+      <w:tr>
+        <w:tc>
+          <w:tcPr>
+            <w:tcW w:type="dxa" w:w="1728"/>
+          </w:tcPr>
+          <w:p>
+            <w:r>
+              <w:t>T023</w:t>
+            </w:r>
+          </w:p>
+        </w:tc>
+        <w:tc>
+          <w:tcPr>
+            <w:tcW w:type="dxa" w:w="1728"/>
+          </w:tcPr>
+          <w:p>
+            <w:r>
+              <w:t>Burhanpur Zone 23</w:t>
+            </w:r>
+          </w:p>
+        </w:tc>
+        <w:tc>
+          <w:tcPr>
+            <w:tcW w:type="dxa" w:w="1728"/>
+          </w:tcPr>
+          <w:p>
+            <w:r>
+              <w:t>West</w:t>
+            </w:r>
+          </w:p>
+        </w:tc>
+        <w:tc>
+          <w:tcPr>
+            <w:tcW w:type="dxa" w:w="1728"/>
+          </w:tcPr>
+          <w:p>
+            <w:r>
+              <w:t>India</w:t>
+            </w:r>
+          </w:p>
+        </w:tc>
+        <w:tc>
+          <w:tcPr>
+            <w:tcW w:type="dxa" w:w="1728"/>
+          </w:tcPr>
+          <w:p>
+            <w:r>
+              <w:t>Active</w:t>
+            </w:r>
+          </w:p>
+        </w:tc>
+      </w:tr>
+      <w:tr>
+        <w:tc>
+          <w:tcPr>
+            <w:tcW w:type="dxa" w:w="1728"/>
+          </w:tcPr>
+          <w:p>
+            <w:r>
+              <w:t>T024</w:t>
+            </w:r>
+          </w:p>
+        </w:tc>
+        <w:tc>
+          <w:tcPr>
+            <w:tcW w:type="dxa" w:w="1728"/>
+          </w:tcPr>
+          <w:p>
+            <w:r>
+              <w:t>Suryapet Zone 24</w:t>
+            </w:r>
+          </w:p>
+        </w:tc>
+        <w:tc>
+          <w:tcPr>
+            <w:tcW w:type="dxa" w:w="1728"/>
+          </w:tcPr>
+          <w:p>
+            <w:r>
+              <w:t>Central</w:t>
+            </w:r>
+          </w:p>
+        </w:tc>
+        <w:tc>
+          <w:tcPr>
+            <w:tcW w:type="dxa" w:w="1728"/>
+          </w:tcPr>
+          <w:p>
+            <w:r>
+              <w:t>India</w:t>
+            </w:r>
+          </w:p>
+        </w:tc>
+        <w:tc>
+          <w:tcPr>
+            <w:tcW w:type="dxa" w:w="1728"/>
+          </w:tcPr>
+          <w:p>
+            <w:r>
+              <w:t>Active</w:t>
+            </w:r>
+          </w:p>
+        </w:tc>
+      </w:tr>
+      <w:tr>
+        <w:tc>
+          <w:tcPr>
+            <w:tcW w:type="dxa" w:w="1728"/>
+          </w:tcPr>
+          <w:p>
+            <w:r>
+              <w:t>T025</w:t>
+            </w:r>
+          </w:p>
+        </w:tc>
+        <w:tc>
+          <w:tcPr>
+            <w:tcW w:type="dxa" w:w="1728"/>
+          </w:tcPr>
+          <w:p>
+            <w:r>
+              <w:t>Tadipatri Zone 25</w:t>
+            </w:r>
+          </w:p>
+        </w:tc>
+        <w:tc>
+          <w:tcPr>
+            <w:tcW w:type="dxa" w:w="1728"/>
+          </w:tcPr>
+          <w:p>
+            <w:r>
+              <w:t>Central</w:t>
+            </w:r>
+          </w:p>
+        </w:tc>
+        <w:tc>
+          <w:tcPr>
+            <w:tcW w:type="dxa" w:w="1728"/>
+          </w:tcPr>
+          <w:p>
+            <w:r>
+              <w:t>India</w:t>
+            </w:r>
+          </w:p>
+        </w:tc>
+        <w:tc>
+          <w:tcPr>
+            <w:tcW w:type="dxa" w:w="1728"/>
+          </w:tcPr>
+          <w:p>
+            <w:r>
+              <w:t>Active</w:t>
+            </w:r>
+          </w:p>
+        </w:tc>
+      </w:tr>
+      <w:tr>
+        <w:tc>
+          <w:tcPr>
+            <w:tcW w:type="dxa" w:w="1728"/>
+          </w:tcPr>
+          <w:p>
+            <w:r>
+              <w:t>T026</w:t>
+            </w:r>
+          </w:p>
+        </w:tc>
+        <w:tc>
+          <w:tcPr>
+            <w:tcW w:type="dxa" w:w="1728"/>
+          </w:tcPr>
+          <w:p>
+            <w:r>
+              <w:t>Gangtok Zone 26</w:t>
+            </w:r>
+          </w:p>
+        </w:tc>
+        <w:tc>
+          <w:tcPr>
+            <w:tcW w:type="dxa" w:w="1728"/>
+          </w:tcPr>
+          <w:p>
+            <w:r>
+              <w:t>Central</w:t>
+            </w:r>
+          </w:p>
+        </w:tc>
+        <w:tc>
+          <w:tcPr>
+            <w:tcW w:type="dxa" w:w="1728"/>
+          </w:tcPr>
+          <w:p>
+            <w:r>
+              <w:t>India</w:t>
+            </w:r>
+          </w:p>
+        </w:tc>
+        <w:tc>
+          <w:tcPr>
+            <w:tcW w:type="dxa" w:w="1728"/>
+          </w:tcPr>
+          <w:p>
+            <w:r>
+              <w:t>Active</w:t>
+            </w:r>
+          </w:p>
+        </w:tc>
+      </w:tr>
+      <w:tr>
+        <w:tc>
+          <w:tcPr>
+            <w:tcW w:type="dxa" w:w="1728"/>
+          </w:tcPr>
+          <w:p>
+            <w:r>
+              <w:t>T027</w:t>
+            </w:r>
+          </w:p>
+        </w:tc>
+        <w:tc>
+          <w:tcPr>
+            <w:tcW w:type="dxa" w:w="1728"/>
+          </w:tcPr>
+          <w:p>
+            <w:r>
+              <w:t>Coimbatore Zone 27</w:t>
+            </w:r>
+          </w:p>
+        </w:tc>
+        <w:tc>
+          <w:tcPr>
+            <w:tcW w:type="dxa" w:w="1728"/>
+          </w:tcPr>
+          <w:p>
+            <w:r>
+              <w:t>North</w:t>
+            </w:r>
+          </w:p>
+        </w:tc>
+        <w:tc>
+          <w:tcPr>
+            <w:tcW w:type="dxa" w:w="1728"/>
+          </w:tcPr>
+          <w:p>
+            <w:r>
+              <w:t>India</w:t>
+            </w:r>
+          </w:p>
+        </w:tc>
+        <w:tc>
+          <w:tcPr>
+            <w:tcW w:type="dxa" w:w="1728"/>
+          </w:tcPr>
+          <w:p>
+            <w:r>
+              <w:t>Active</w:t>
+            </w:r>
+          </w:p>
+        </w:tc>
+      </w:tr>
+      <w:tr>
+        <w:tc>
+          <w:tcPr>
+            <w:tcW w:type="dxa" w:w="1728"/>
+          </w:tcPr>
+          <w:p>
+            <w:r>
+              <w:t>T028</w:t>
+            </w:r>
+          </w:p>
+        </w:tc>
+        <w:tc>
+          <w:tcPr>
+            <w:tcW w:type="dxa" w:w="1728"/>
+          </w:tcPr>
+          <w:p>
+            <w:r>
+              <w:t>Ambattur Zone 28</w:t>
+            </w:r>
+          </w:p>
+        </w:tc>
+        <w:tc>
+          <w:tcPr>
+            <w:tcW w:type="dxa" w:w="1728"/>
+          </w:tcPr>
+          <w:p>
+            <w:r>
+              <w:t>South</w:t>
+            </w:r>
+          </w:p>
+        </w:tc>
+        <w:tc>
+          <w:tcPr>
+            <w:tcW w:type="dxa" w:w="1728"/>
+          </w:tcPr>
+          <w:p>
+            <w:r>
+              <w:t>India</w:t>
+            </w:r>
+          </w:p>
+        </w:tc>
+        <w:tc>
+          <w:tcPr>
+            <w:tcW w:type="dxa" w:w="1728"/>
+          </w:tcPr>
+          <w:p>
+            <w:r>
+              <w:t>Active</w:t>
+            </w:r>
+          </w:p>
+        </w:tc>
+      </w:tr>
+      <w:tr>
+        <w:tc>
+          <w:tcPr>
+            <w:tcW w:type="dxa" w:w="1728"/>
+          </w:tcPr>
+          <w:p>
+            <w:r>
+              <w:t>T029</w:t>
+            </w:r>
+          </w:p>
+        </w:tc>
+        <w:tc>
+          <w:tcPr>
+            <w:tcW w:type="dxa" w:w="1728"/>
+          </w:tcPr>
+          <w:p>
+            <w:r>
+              <w:t>Vijayawada Zone 29</w:t>
+            </w:r>
+          </w:p>
+        </w:tc>
+        <w:tc>
+          <w:tcPr>
+            <w:tcW w:type="dxa" w:w="1728"/>
+          </w:tcPr>
+          <w:p>
+            <w:r>
+              <w:t>North</w:t>
+            </w:r>
+          </w:p>
+        </w:tc>
+        <w:tc>
+          <w:tcPr>
+            <w:tcW w:type="dxa" w:w="1728"/>
+          </w:tcPr>
+          <w:p>
+            <w:r>
+              <w:t>India</w:t>
+            </w:r>
+          </w:p>
+        </w:tc>
+        <w:tc>
+          <w:tcPr>
+            <w:tcW w:type="dxa" w:w="1728"/>
+          </w:tcPr>
+          <w:p>
+            <w:r>
+              <w:t>Active</w:t>
+            </w:r>
+          </w:p>
+        </w:tc>
+      </w:tr>
+      <w:tr>
+        <w:tc>
+          <w:tcPr>
+            <w:tcW w:type="dxa" w:w="1728"/>
+          </w:tcPr>
+          <w:p>
+            <w:r>
+              <w:t>T030</w:t>
+            </w:r>
+          </w:p>
+        </w:tc>
+        <w:tc>
+          <w:tcPr>
+            <w:tcW w:type="dxa" w:w="1728"/>
+          </w:tcPr>
+          <w:p>
+            <w:r>
+              <w:t>Salem Zone 30</w:t>
+            </w:r>
+          </w:p>
+        </w:tc>
+        <w:tc>
+          <w:tcPr>
+            <w:tcW w:type="dxa" w:w="1728"/>
+          </w:tcPr>
+          <w:p>
+            <w:r>
+              <w:t>North</w:t>
+            </w:r>
+          </w:p>
+        </w:tc>
+        <w:tc>
+          <w:tcPr>
+            <w:tcW w:type="dxa" w:w="1728"/>
+          </w:tcPr>
+          <w:p>
+            <w:r>
+              <w:t>India</w:t>
+            </w:r>
+          </w:p>
+        </w:tc>
+        <w:tc>
+          <w:tcPr>
+            <w:tcW w:type="dxa" w:w="1728"/>
+          </w:tcPr>
+          <w:p>
+            <w:r>
+              <w:t>Active</w:t>
+            </w:r>
+          </w:p>
+        </w:tc>
+      </w:tr>
+      <w:tr>
+        <w:tc>
+          <w:tcPr>
+            <w:tcW w:type="dxa" w:w="1728"/>
+          </w:tcPr>
+          <w:p>
+            <w:r>
+              <w:t>T031</w:t>
+            </w:r>
+          </w:p>
+        </w:tc>
+        <w:tc>
+          <w:tcPr>
+            <w:tcW w:type="dxa" w:w="1728"/>
+          </w:tcPr>
+          <w:p>
+            <w:r>
+              <w:t>Alwar Zone 31</w:t>
+            </w:r>
+          </w:p>
+        </w:tc>
+        <w:tc>
+          <w:tcPr>
+            <w:tcW w:type="dxa" w:w="1728"/>
+          </w:tcPr>
+          <w:p>
+            <w:r>
+              <w:t>East</w:t>
+            </w:r>
+          </w:p>
+        </w:tc>
+        <w:tc>
+          <w:tcPr>
+            <w:tcW w:type="dxa" w:w="1728"/>
+          </w:tcPr>
+          <w:p>
+            <w:r>
+              <w:t>India</w:t>
+            </w:r>
+          </w:p>
+        </w:tc>
+        <w:tc>
+          <w:tcPr>
+            <w:tcW w:type="dxa" w:w="1728"/>
+          </w:tcPr>
+          <w:p>
+            <w:r>
+              <w:t>Active</w:t>
+            </w:r>
+          </w:p>
+        </w:tc>
+      </w:tr>
+      <w:tr>
+        <w:tc>
+          <w:tcPr>
+            <w:tcW w:type="dxa" w:w="1728"/>
+          </w:tcPr>
+          <w:p>
+            <w:r>
+              <w:t>T032</w:t>
+            </w:r>
+          </w:p>
+        </w:tc>
+        <w:tc>
+          <w:tcPr>
+            <w:tcW w:type="dxa" w:w="1728"/>
+          </w:tcPr>
+          <w:p>
+            <w:r>
+              <w:t>Bharatpur Zone 32</w:t>
+            </w:r>
+          </w:p>
+        </w:tc>
+        <w:tc>
+          <w:tcPr>
+            <w:tcW w:type="dxa" w:w="1728"/>
+          </w:tcPr>
+          <w:p>
+            <w:r>
+              <w:t>East</w:t>
+            </w:r>
+          </w:p>
+        </w:tc>
+        <w:tc>
+          <w:tcPr>
+            <w:tcW w:type="dxa" w:w="1728"/>
+          </w:tcPr>
+          <w:p>
+            <w:r>
+              <w:t>India</w:t>
+            </w:r>
+          </w:p>
+        </w:tc>
+        <w:tc>
+          <w:tcPr>
+            <w:tcW w:type="dxa" w:w="1728"/>
+          </w:tcPr>
+          <w:p>
+            <w:r>
+              <w:t>Active</w:t>
+            </w:r>
+          </w:p>
+        </w:tc>
+      </w:tr>
+      <w:tr>
+        <w:tc>
+          <w:tcPr>
+            <w:tcW w:type="dxa" w:w="1728"/>
+          </w:tcPr>
+          <w:p>
+            <w:r>
+              <w:t>T033</w:t>
+            </w:r>
+          </w:p>
+        </w:tc>
+        <w:tc>
+          <w:tcPr>
+            <w:tcW w:type="dxa" w:w="1728"/>
+          </w:tcPr>
+          <w:p>
+            <w:r>
+              <w:t>Uluberia Zone 33</w:t>
+            </w:r>
+          </w:p>
+        </w:tc>
+        <w:tc>
+          <w:tcPr>
+            <w:tcW w:type="dxa" w:w="1728"/>
+          </w:tcPr>
+          <w:p>
+            <w:r>
+              <w:t>East</w:t>
+            </w:r>
+          </w:p>
+        </w:tc>
+        <w:tc>
+          <w:tcPr>
+            <w:tcW w:type="dxa" w:w="1728"/>
+          </w:tcPr>
+          <w:p>
+            <w:r>
+              <w:t>India</w:t>
+            </w:r>
+          </w:p>
+        </w:tc>
+        <w:tc>
+          <w:tcPr>
+            <w:tcW w:type="dxa" w:w="1728"/>
+          </w:tcPr>
+          <w:p>
+            <w:r>
+              <w:t>Active</w:t>
+            </w:r>
+          </w:p>
+        </w:tc>
+      </w:tr>
+      <w:tr>
+        <w:tc>
+          <w:tcPr>
+            <w:tcW w:type="dxa" w:w="1728"/>
+          </w:tcPr>
+          <w:p>
+            <w:r>
+              <w:t>T034</w:t>
+            </w:r>
+          </w:p>
+        </w:tc>
+        <w:tc>
+          <w:tcPr>
+            <w:tcW w:type="dxa" w:w="1728"/>
+          </w:tcPr>
+          <w:p>
+            <w:r>
+              <w:t>Bhagalpur Zone 34</w:t>
+            </w:r>
+          </w:p>
+        </w:tc>
+        <w:tc>
+          <w:tcPr>
+            <w:tcW w:type="dxa" w:w="1728"/>
+          </w:tcPr>
+          <w:p>
+            <w:r>
+              <w:t>South</w:t>
+            </w:r>
+          </w:p>
+        </w:tc>
+        <w:tc>
+          <w:tcPr>
+            <w:tcW w:type="dxa" w:w="1728"/>
+          </w:tcPr>
+          <w:p>
+            <w:r>
+              <w:t>India</w:t>
+            </w:r>
+          </w:p>
+        </w:tc>
+        <w:tc>
+          <w:tcPr>
+            <w:tcW w:type="dxa" w:w="1728"/>
+          </w:tcPr>
+          <w:p>
+            <w:r>
+              <w:t>Active</w:t>
+            </w:r>
+          </w:p>
+        </w:tc>
+      </w:tr>
+      <w:tr>
+        <w:tc>
+          <w:tcPr>
+            <w:tcW w:type="dxa" w:w="1728"/>
+          </w:tcPr>
+          <w:p>
+            <w:r>
+              <w:t>T035</w:t>
+            </w:r>
+          </w:p>
+        </w:tc>
+        <w:tc>
+          <w:tcPr>
+            <w:tcW w:type="dxa" w:w="1728"/>
+          </w:tcPr>
+          <w:p>
+            <w:r>
+              <w:t>Madurai Zone 35</w:t>
+            </w:r>
+          </w:p>
+        </w:tc>
+        <w:tc>
+          <w:tcPr>
+            <w:tcW w:type="dxa" w:w="1728"/>
+          </w:tcPr>
+          <w:p>
+            <w:r>
+              <w:t>North</w:t>
+            </w:r>
+          </w:p>
+        </w:tc>
+        <w:tc>
+          <w:tcPr>
+            <w:tcW w:type="dxa" w:w="1728"/>
+          </w:tcPr>
+          <w:p>
+            <w:r>
+              <w:t>India</w:t>
+            </w:r>
+          </w:p>
+        </w:tc>
+        <w:tc>
+          <w:tcPr>
+            <w:tcW w:type="dxa" w:w="1728"/>
+          </w:tcPr>
+          <w:p>
+            <w:r>
+              <w:t>Active</w:t>
+            </w:r>
+          </w:p>
+        </w:tc>
+      </w:tr>
+      <w:tr>
+        <w:tc>
+          <w:tcPr>
+            <w:tcW w:type="dxa" w:w="1728"/>
+          </w:tcPr>
+          <w:p>
+            <w:r>
+              <w:t>T036</w:t>
+            </w:r>
+          </w:p>
+        </w:tc>
+        <w:tc>
+          <w:tcPr>
+            <w:tcW w:type="dxa" w:w="1728"/>
+          </w:tcPr>
+          <w:p>
+            <w:r>
+              <w:t>Deoghar Zone 36</w:t>
+            </w:r>
+          </w:p>
+        </w:tc>
+        <w:tc>
+          <w:tcPr>
+            <w:tcW w:type="dxa" w:w="1728"/>
+          </w:tcPr>
+          <w:p>
+            <w:r>
+              <w:t>Central</w:t>
+            </w:r>
+          </w:p>
+        </w:tc>
+        <w:tc>
+          <w:tcPr>
+            <w:tcW w:type="dxa" w:w="1728"/>
+          </w:tcPr>
+          <w:p>
+            <w:r>
+              <w:t>India</w:t>
+            </w:r>
+          </w:p>
+        </w:tc>
+        <w:tc>
+          <w:tcPr>
+            <w:tcW w:type="dxa" w:w="1728"/>
+          </w:tcPr>
+          <w:p>
+            <w:r>
+              <w:t>Active</w:t>
+            </w:r>
+          </w:p>
+        </w:tc>
+      </w:tr>
+      <w:tr>
+        <w:tc>
+          <w:tcPr>
+            <w:tcW w:type="dxa" w:w="1728"/>
+          </w:tcPr>
+          <w:p>
+            <w:r>
+              <w:t>T037</w:t>
+            </w:r>
+          </w:p>
+        </w:tc>
+        <w:tc>
+          <w:tcPr>
+            <w:tcW w:type="dxa" w:w="1728"/>
+          </w:tcPr>
+          <w:p>
+            <w:r>
+              <w:t>Ujjain Zone 37</w:t>
+            </w:r>
+          </w:p>
+        </w:tc>
+        <w:tc>
+          <w:tcPr>
+            <w:tcW w:type="dxa" w:w="1728"/>
+          </w:tcPr>
+          <w:p>
+            <w:r>
+              <w:t>South</w:t>
+            </w:r>
+          </w:p>
+        </w:tc>
+        <w:tc>
+          <w:tcPr>
+            <w:tcW w:type="dxa" w:w="1728"/>
+          </w:tcPr>
+          <w:p>
+            <w:r>
+              <w:t>India</w:t>
+            </w:r>
+          </w:p>
+        </w:tc>
+        <w:tc>
+          <w:tcPr>
+            <w:tcW w:type="dxa" w:w="1728"/>
+          </w:tcPr>
+          <w:p>
+            <w:r>
+              <w:t>Active</w:t>
+            </w:r>
+          </w:p>
+        </w:tc>
+      </w:tr>
+      <w:tr>
+        <w:tc>
+          <w:tcPr>
+            <w:tcW w:type="dxa" w:w="1728"/>
+          </w:tcPr>
+          <w:p>
+            <w:r>
+              <w:t>T038</w:t>
+            </w:r>
+          </w:p>
+        </w:tc>
+        <w:tc>
+          <w:tcPr>
+            <w:tcW w:type="dxa" w:w="1728"/>
+          </w:tcPr>
+          <w:p>
+            <w:r>
+              <w:t>Nadiad Zone 38</w:t>
+            </w:r>
+          </w:p>
+        </w:tc>
+        <w:tc>
+          <w:tcPr>
+            <w:tcW w:type="dxa" w:w="1728"/>
+          </w:tcPr>
+          <w:p>
+            <w:r>
+              <w:t>West</w:t>
+            </w:r>
+          </w:p>
+        </w:tc>
+        <w:tc>
+          <w:tcPr>
+            <w:tcW w:type="dxa" w:w="1728"/>
+          </w:tcPr>
+          <w:p>
+            <w:r>
+              <w:t>India</w:t>
+            </w:r>
+          </w:p>
+        </w:tc>
+        <w:tc>
+          <w:tcPr>
+            <w:tcW w:type="dxa" w:w="1728"/>
+          </w:tcPr>
+          <w:p>
+            <w:r>
+              <w:t>Active</w:t>
+            </w:r>
+          </w:p>
+        </w:tc>
+      </w:tr>
+      <w:tr>
+        <w:tc>
+          <w:tcPr>
+            <w:tcW w:type="dxa" w:w="1728"/>
+          </w:tcPr>
+          <w:p>
+            <w:r>
+              <w:t>T039</w:t>
+            </w:r>
+          </w:p>
+        </w:tc>
+        <w:tc>
+          <w:tcPr>
+            <w:tcW w:type="dxa" w:w="1728"/>
+          </w:tcPr>
+          <w:p>
+            <w:r>
+              <w:t>Proddatur Zone 39</w:t>
+            </w:r>
+          </w:p>
+        </w:tc>
+        <w:tc>
+          <w:tcPr>
+            <w:tcW w:type="dxa" w:w="1728"/>
+          </w:tcPr>
+          <w:p>
+            <w:r>
+              <w:t>Central</w:t>
+            </w:r>
+          </w:p>
+        </w:tc>
+        <w:tc>
+          <w:tcPr>
+            <w:tcW w:type="dxa" w:w="1728"/>
+          </w:tcPr>
+          <w:p>
+            <w:r>
+              <w:t>India</w:t>
+            </w:r>
+          </w:p>
+        </w:tc>
+        <w:tc>
+          <w:tcPr>
+            <w:tcW w:type="dxa" w:w="1728"/>
+          </w:tcPr>
+          <w:p>
+            <w:r>
+              <w:t>Active</w:t>
+            </w:r>
+          </w:p>
+        </w:tc>
+      </w:tr>
+      <w:tr>
+        <w:tc>
+          <w:tcPr>
+            <w:tcW w:type="dxa" w:w="1728"/>
+          </w:tcPr>
+          <w:p>
+            <w:r>
+              <w:t>T040</w:t>
+            </w:r>
+          </w:p>
+        </w:tc>
+        <w:tc>
+          <w:tcPr>
+            <w:tcW w:type="dxa" w:w="1728"/>
+          </w:tcPr>
+          <w:p>
+            <w:r>
+              <w:t>Anantapur Zone 40</w:t>
+            </w:r>
+          </w:p>
+        </w:tc>
+        <w:tc>
+          <w:tcPr>
+            <w:tcW w:type="dxa" w:w="1728"/>
+          </w:tcPr>
+          <w:p>
+            <w:r>
+              <w:t>East</w:t>
+            </w:r>
+          </w:p>
+        </w:tc>
+        <w:tc>
+          <w:tcPr>
+            <w:tcW w:type="dxa" w:w="1728"/>
+          </w:tcPr>
+          <w:p>
+            <w:r>
+              <w:t>India</w:t>
+            </w:r>
+          </w:p>
+        </w:tc>
+        <w:tc>
+          <w:tcPr>
+            <w:tcW w:type="dxa" w:w="1728"/>
+          </w:tcPr>
+          <w:p>
+            <w:r>
+              <w:t>Active</w:t>
+            </w:r>
+          </w:p>
+        </w:tc>
+      </w:tr>
+      <w:tr>
+        <w:tc>
+          <w:tcPr>
+            <w:tcW w:type="dxa" w:w="1728"/>
+          </w:tcPr>
+          <w:p>
+            <w:r>
+              <w:t>T041</w:t>
+            </w:r>
+          </w:p>
+        </w:tc>
+        <w:tc>
+          <w:tcPr>
+            <w:tcW w:type="dxa" w:w="1728"/>
+          </w:tcPr>
+          <w:p>
+            <w:r>
+              <w:t>Berhampur Zone 41</w:t>
+            </w:r>
+          </w:p>
+        </w:tc>
+        <w:tc>
+          <w:tcPr>
+            <w:tcW w:type="dxa" w:w="1728"/>
+          </w:tcPr>
+          <w:p>
+            <w:r>
+              <w:t>South</w:t>
+            </w:r>
+          </w:p>
+        </w:tc>
+        <w:tc>
+          <w:tcPr>
+            <w:tcW w:type="dxa" w:w="1728"/>
+          </w:tcPr>
+          <w:p>
+            <w:r>
+              <w:t>India</w:t>
+            </w:r>
+          </w:p>
+        </w:tc>
+        <w:tc>
+          <w:tcPr>
+            <w:tcW w:type="dxa" w:w="1728"/>
+          </w:tcPr>
+          <w:p>
+            <w:r>
+              <w:t>Active</w:t>
+            </w:r>
+          </w:p>
+        </w:tc>
+      </w:tr>
+      <w:tr>
+        <w:tc>
+          <w:tcPr>
+            <w:tcW w:type="dxa" w:w="1728"/>
+          </w:tcPr>
+          <w:p>
+            <w:r>
+              <w:t>T042</w:t>
+            </w:r>
+          </w:p>
+        </w:tc>
+        <w:tc>
+          <w:tcPr>
+            <w:tcW w:type="dxa" w:w="1728"/>
+          </w:tcPr>
+          <w:p>
+            <w:r>
+              <w:t>Satna Zone 42</w:t>
+            </w:r>
+          </w:p>
+        </w:tc>
+        <w:tc>
+          <w:tcPr>
+            <w:tcW w:type="dxa" w:w="1728"/>
+          </w:tcPr>
+          <w:p>
+            <w:r>
+              <w:t>East</w:t>
+            </w:r>
+          </w:p>
+        </w:tc>
+        <w:tc>
+          <w:tcPr>
+            <w:tcW w:type="dxa" w:w="1728"/>
+          </w:tcPr>
+          <w:p>
+            <w:r>
+              <w:t>India</w:t>
+            </w:r>
+          </w:p>
+        </w:tc>
+        <w:tc>
+          <w:tcPr>
+            <w:tcW w:type="dxa" w:w="1728"/>
+          </w:tcPr>
+          <w:p>
+            <w:r>
+              <w:t>Active</w:t>
+            </w:r>
+          </w:p>
+        </w:tc>
+      </w:tr>
+      <w:tr>
+        <w:tc>
+          <w:tcPr>
+            <w:tcW w:type="dxa" w:w="1728"/>
+          </w:tcPr>
+          <w:p>
+            <w:r>
+              <w:t>T043</w:t>
+            </w:r>
+          </w:p>
+        </w:tc>
+        <w:tc>
+          <w:tcPr>
+            <w:tcW w:type="dxa" w:w="1728"/>
+          </w:tcPr>
+          <w:p>
+            <w:r>
+              <w:t>Agartala Zone 43</w:t>
+            </w:r>
+          </w:p>
+        </w:tc>
+        <w:tc>
+          <w:tcPr>
+            <w:tcW w:type="dxa" w:w="1728"/>
+          </w:tcPr>
+          <w:p>
+            <w:r>
+              <w:t>East</w:t>
+            </w:r>
+          </w:p>
+        </w:tc>
+        <w:tc>
+          <w:tcPr>
+            <w:tcW w:type="dxa" w:w="1728"/>
+          </w:tcPr>
+          <w:p>
+            <w:r>
+              <w:t>India</w:t>
+            </w:r>
+          </w:p>
+        </w:tc>
+        <w:tc>
+          <w:tcPr>
+            <w:tcW w:type="dxa" w:w="1728"/>
+          </w:tcPr>
+          <w:p>
+            <w:r>
+              <w:t>Active</w:t>
+            </w:r>
+          </w:p>
+        </w:tc>
+      </w:tr>
+      <w:tr>
+        <w:tc>
+          <w:tcPr>
+            <w:tcW w:type="dxa" w:w="1728"/>
+          </w:tcPr>
+          <w:p>
+            <w:r>
+              <w:t>T044</w:t>
+            </w:r>
+          </w:p>
+        </w:tc>
+        <w:tc>
+          <w:tcPr>
+            <w:tcW w:type="dxa" w:w="1728"/>
+          </w:tcPr>
+          <w:p>
+            <w:r>
+              <w:t>Rajpur Sonarpur Zone 44</w:t>
+            </w:r>
+          </w:p>
+        </w:tc>
+        <w:tc>
+          <w:tcPr>
+            <w:tcW w:type="dxa" w:w="1728"/>
+          </w:tcPr>
+          <w:p>
+            <w:r>
+              <w:t>South</w:t>
+            </w:r>
+          </w:p>
+        </w:tc>
+        <w:tc>
+          <w:tcPr>
+            <w:tcW w:type="dxa" w:w="1728"/>
+          </w:tcPr>
+          <w:p>
+            <w:r>
+              <w:t>India</w:t>
+            </w:r>
+          </w:p>
+        </w:tc>
+        <w:tc>
+          <w:tcPr>
+            <w:tcW w:type="dxa" w:w="1728"/>
+          </w:tcPr>
+          <w:p>
+            <w:r>
+              <w:t>Active</w:t>
+            </w:r>
+          </w:p>
+        </w:tc>
+      </w:tr>
+      <w:tr>
+        <w:tc>
+          <w:tcPr>
+            <w:tcW w:type="dxa" w:w="1728"/>
+          </w:tcPr>
+          <w:p>
+            <w:r>
+              <w:t>T045</w:t>
+            </w:r>
+          </w:p>
+        </w:tc>
+        <w:tc>
+          <w:tcPr>
+            <w:tcW w:type="dxa" w:w="1728"/>
+          </w:tcPr>
+          <w:p>
+            <w:r>
+              <w:t>Rajpur Sonarpur Zone 45</w:t>
+            </w:r>
+          </w:p>
+        </w:tc>
+        <w:tc>
+          <w:tcPr>
+            <w:tcW w:type="dxa" w:w="1728"/>
+          </w:tcPr>
+          <w:p>
+            <w:r>
+              <w:t>South</w:t>
+            </w:r>
+          </w:p>
+        </w:tc>
+        <w:tc>
+          <w:tcPr>
+            <w:tcW w:type="dxa" w:w="1728"/>
+          </w:tcPr>
+          <w:p>
+            <w:r>
+              <w:t>India</w:t>
+            </w:r>
+          </w:p>
+        </w:tc>
+        <w:tc>
+          <w:tcPr>
+            <w:tcW w:type="dxa" w:w="1728"/>
+          </w:tcPr>
+          <w:p>
+            <w:r>
+              <w:t>Active</w:t>
+            </w:r>
+          </w:p>
+        </w:tc>
+      </w:tr>
+      <w:tr>
+        <w:tc>
+          <w:tcPr>
+            <w:tcW w:type="dxa" w:w="1728"/>
+          </w:tcPr>
+          <w:p>
+            <w:r>
+              <w:t>T046</w:t>
+            </w:r>
+          </w:p>
+        </w:tc>
+        <w:tc>
+          <w:tcPr>
+            <w:tcW w:type="dxa" w:w="1728"/>
+          </w:tcPr>
+          <w:p>
+            <w:r>
+              <w:t>Tenali Zone 46</w:t>
+            </w:r>
+          </w:p>
+        </w:tc>
+        <w:tc>
+          <w:tcPr>
+            <w:tcW w:type="dxa" w:w="1728"/>
+          </w:tcPr>
+          <w:p>
+            <w:r>
+              <w:t>West</w:t>
+            </w:r>
+          </w:p>
+        </w:tc>
+        <w:tc>
+          <w:tcPr>
+            <w:tcW w:type="dxa" w:w="1728"/>
+          </w:tcPr>
+          <w:p>
+            <w:r>
+              <w:t>India</w:t>
+            </w:r>
+          </w:p>
+        </w:tc>
+        <w:tc>
+          <w:tcPr>
+            <w:tcW w:type="dxa" w:w="1728"/>
+          </w:tcPr>
+          <w:p>
+            <w:r>
+              <w:t>Active</w:t>
+            </w:r>
+          </w:p>
+        </w:tc>
+      </w:tr>
+      <w:tr>
+        <w:tc>
+          <w:tcPr>
+            <w:tcW w:type="dxa" w:w="1728"/>
+          </w:tcPr>
+          <w:p>
+            <w:r>
+              <w:t>T047</w:t>
+            </w:r>
+          </w:p>
+        </w:tc>
+        <w:tc>
+          <w:tcPr>
+            <w:tcW w:type="dxa" w:w="1728"/>
+          </w:tcPr>
+          <w:p>
+            <w:r>
+              <w:t>Asansol Zone 47</w:t>
+            </w:r>
+          </w:p>
+        </w:tc>
+        <w:tc>
+          <w:tcPr>
+            <w:tcW w:type="dxa" w:w="1728"/>
+          </w:tcPr>
+          <w:p>
+            <w:r>
+              <w:t>South</w:t>
+            </w:r>
+          </w:p>
+        </w:tc>
+        <w:tc>
+          <w:tcPr>
+            <w:tcW w:type="dxa" w:w="1728"/>
+          </w:tcPr>
+          <w:p>
+            <w:r>
+              <w:t>India</w:t>
+            </w:r>
+          </w:p>
+        </w:tc>
+        <w:tc>
+          <w:tcPr>
+            <w:tcW w:type="dxa" w:w="1728"/>
+          </w:tcPr>
+          <w:p>
+            <w:r>
+              <w:t>Active</w:t>
+            </w:r>
+          </w:p>
+        </w:tc>
+      </w:tr>
+      <w:tr>
+        <w:tc>
+          <w:tcPr>
+            <w:tcW w:type="dxa" w:w="1728"/>
+          </w:tcPr>
+          <w:p>
+            <w:r>
+              <w:t>T048</w:t>
+            </w:r>
+          </w:p>
+        </w:tc>
+        <w:tc>
+          <w:tcPr>
+            <w:tcW w:type="dxa" w:w="1728"/>
+          </w:tcPr>
+          <w:p>
+            <w:r>
+              <w:t>Kolhapur Zone 48</w:t>
+            </w:r>
+          </w:p>
+        </w:tc>
+        <w:tc>
+          <w:tcPr>
+            <w:tcW w:type="dxa" w:w="1728"/>
+          </w:tcPr>
+          <w:p>
+            <w:r>
+              <w:t>South</w:t>
+            </w:r>
+          </w:p>
+        </w:tc>
+        <w:tc>
+          <w:tcPr>
+            <w:tcW w:type="dxa" w:w="1728"/>
+          </w:tcPr>
+          <w:p>
+            <w:r>
+              <w:t>India</w:t>
+            </w:r>
+          </w:p>
+        </w:tc>
+        <w:tc>
+          <w:tcPr>
+            <w:tcW w:type="dxa" w:w="1728"/>
+          </w:tcPr>
+          <w:p>
+            <w:r>
+              <w:t>Active</w:t>
+            </w:r>
+          </w:p>
+        </w:tc>
+      </w:tr>
+      <w:tr>
+        <w:tc>
+          <w:tcPr>
+            <w:tcW w:type="dxa" w:w="1728"/>
+          </w:tcPr>
+          <w:p>
+            <w:r>
+              <w:t>T049</w:t>
+            </w:r>
+          </w:p>
+        </w:tc>
+        <w:tc>
+          <w:tcPr>
+            <w:tcW w:type="dxa" w:w="1728"/>
+          </w:tcPr>
+          <w:p>
+            <w:r>
+              <w:t>Kishanganj Zone 49</w:t>
+            </w:r>
+          </w:p>
+        </w:tc>
+        <w:tc>
+          <w:tcPr>
+            <w:tcW w:type="dxa" w:w="1728"/>
+          </w:tcPr>
+          <w:p>
+            <w:r>
+              <w:t>Central</w:t>
+            </w:r>
+          </w:p>
+        </w:tc>
+        <w:tc>
+          <w:tcPr>
+            <w:tcW w:type="dxa" w:w="1728"/>
+          </w:tcPr>
+          <w:p>
+            <w:r>
+              <w:t>India</w:t>
+            </w:r>
+          </w:p>
+        </w:tc>
+        <w:tc>
+          <w:tcPr>
+            <w:tcW w:type="dxa" w:w="1728"/>
+          </w:tcPr>
+          <w:p>
+            <w:r>
+              <w:t>Active</w:t>
+            </w:r>
+          </w:p>
+        </w:tc>
+      </w:tr>
+      <w:tr>
+        <w:tc>
+          <w:tcPr>
+            <w:tcW w:type="dxa" w:w="1728"/>
+          </w:tcPr>
+          <w:p>
+            <w:r>
+              <w:t>T050</w:t>
+            </w:r>
+          </w:p>
+        </w:tc>
+        <w:tc>
+          <w:tcPr>
+            <w:tcW w:type="dxa" w:w="1728"/>
+          </w:tcPr>
+          <w:p>
+            <w:r>
+              <w:t>Bhimavaram Zone 50</w:t>
+            </w:r>
+          </w:p>
+        </w:tc>
+        <w:tc>
+          <w:tcPr>
+            <w:tcW w:type="dxa" w:w="1728"/>
+          </w:tcPr>
+          <w:p>
+            <w:r>
+              <w:t>Central</w:t>
+            </w:r>
+          </w:p>
+        </w:tc>
+        <w:tc>
+          <w:tcPr>
+            <w:tcW w:type="dxa" w:w="1728"/>
+          </w:tcPr>
+          <w:p>
+            <w:r>
+              <w:t>India</w:t>
+            </w:r>
+          </w:p>
+        </w:tc>
+        <w:tc>
+          <w:tcPr>
+            <w:tcW w:type="dxa" w:w="1728"/>
+          </w:tcPr>
+          <w:p>
+            <w:r>
+              <w:t>Active</w:t>
+            </w:r>
+          </w:p>
+        </w:tc>
+      </w:tr>
     </w:tbl>
     <w:sectPr>
       <w:pgSz w:w="12240" w:h="15840"/>
